--- a/modelos_prod/PropostaDrone.docx
+++ b/modelos_prod/PropostaDrone.docx
@@ -88,7 +88,7 @@
                 <w:b/>
                 <w:bCs/>
               </w:rPr>
-              <w:t>DataExtenso</w:t>
+              <w:t>${data_extenso}</w:t>
             </w:r>
             <w:proofErr w:type="spellEnd"/>
             <w:r>
@@ -152,7 +152,7 @@
                 <w:b/>
                 <w:bCs/>
               </w:rPr>
-              <w:t>numero_proposta</w:t>
+              <w:t>${numero_proposta}</w:t>
             </w:r>
             <w:proofErr w:type="spellEnd"/>
             <w:r>
@@ -247,7 +247,7 @@
                 <w:bCs/>
                 <w:color w:val="1F1F1F"/>
               </w:rPr>
-              <w:t>/Empresa</w:t>
+              <w:t>/${empresa_nome}</w:t>
             </w:r>
             <w:r>
               <w:rPr>
@@ -289,7 +289,7 @@
                 <w:rFonts w:ascii="Google Sans Text" w:eastAsia="Google Sans Text" w:hAnsi="Google Sans Text" w:cs="Google Sans Text"/>
                 <w:color w:val="1F1F1F"/>
               </w:rPr>
-              <w:t>nome_cliente_salvo</w:t>
+              <w:t>${nome_cliente}</w:t>
             </w:r>
             <w:proofErr w:type="spellEnd"/>
             <w:r>
@@ -366,7 +366,7 @@
                 <w:rFonts w:ascii="Google Sans Text" w:eastAsia="Google Sans Text" w:hAnsi="Google Sans Text" w:cs="Google Sans Text"/>
                 <w:color w:val="1F1F1F"/>
               </w:rPr>
-              <w:t>${contato}</w:t>
+              <w:t>##TEMP_${nome_contato}##</w:t>
             </w:r>
           </w:p>
         </w:tc>
@@ -405,7 +405,7 @@
                 <w:bCs/>
                 <w:color w:val="1F1F1F"/>
               </w:rPr>
-              <w:t>E-mail:</w:t>
+              <w:t>E-${email_cliente}:</w:t>
             </w:r>
             <w:r>
               <w:rPr>
@@ -457,7 +457,7 @@
                 <w:bCs/>
                 <w:color w:val="1F1F1F"/>
               </w:rPr>
-              <w:t>email_salvo</w:t>
+              <w:t>##TEMP_e${email_cliente}_salvo##</w:t>
             </w:r>
             <w:proofErr w:type="spellEnd"/>
             <w:r>
@@ -530,7 +530,7 @@
                 <w:rFonts w:ascii="Google Sans Text" w:eastAsia="Google Sans Text" w:hAnsi="Google Sans Text" w:cs="Google Sans Text"/>
                 <w:color w:val="1F1F1F"/>
               </w:rPr>
-              <w:t>telefone_salvo</w:t>
+              <w:t>${telefone_cliente}</w:t>
             </w:r>
             <w:proofErr w:type="spellEnd"/>
             <w:r>
@@ -595,7 +595,7 @@
                 <w:rFonts w:ascii="Google Sans Text" w:eastAsia="Google Sans Text" w:hAnsi="Google Sans Text" w:cs="Google Sans Text"/>
                 <w:color w:val="1F1F1F"/>
               </w:rPr>
-              <w:t>celular_salvo</w:t>
+              <w:t>${celular_cliente}</w:t>
             </w:r>
             <w:proofErr w:type="spellEnd"/>
             <w:r>
@@ -668,7 +668,7 @@
                 <w:rFonts w:ascii="Google Sans Text" w:eastAsia="Google Sans Text" w:hAnsi="Google Sans Text" w:cs="Google Sans Text"/>
                 <w:color w:val="1F1F1F"/>
               </w:rPr>
-              <w:t>whatsapp_salvo</w:t>
+              <w:t>##TEMP_${whatsapp_cliente}_salvo##</w:t>
             </w:r>
             <w:proofErr w:type="spellEnd"/>
             <w:r>
@@ -782,7 +782,7 @@
                 <w:rFonts w:ascii="Google Sans Text" w:eastAsia="Google Sans Text" w:hAnsi="Google Sans Text" w:cs="Google Sans Text"/>
                 <w:color w:val="1F1F1F"/>
               </w:rPr>
-              <w:t>endereco_obra</w:t>
+              <w:t>${endereco_obra}</w:t>
             </w:r>
             <w:proofErr w:type="spellEnd"/>
             <w:r>
@@ -848,7 +848,7 @@
                 <w:rFonts w:ascii="Google Sans Text" w:eastAsia="Google Sans Text" w:hAnsi="Google Sans Text" w:cs="Google Sans Text"/>
                 <w:color w:val="1F1F1F"/>
               </w:rPr>
-              <w:t>bairro_obra</w:t>
+              <w:t>${bairro_obra}</w:t>
             </w:r>
             <w:proofErr w:type="spellEnd"/>
             <w:r>
@@ -914,7 +914,7 @@
                 <w:rFonts w:ascii="Google Sans Text" w:eastAsia="Google Sans Text" w:hAnsi="Google Sans Text" w:cs="Google Sans Text"/>
                 <w:color w:val="1F1F1F"/>
               </w:rPr>
-              <w:t>cidade_obra</w:t>
+              <w:t>${cidade_obra}</w:t>
             </w:r>
             <w:proofErr w:type="spellEnd"/>
             <w:r>
@@ -930,7 +930,7 @@
                 <w:rFonts w:ascii="Google Sans Text" w:eastAsia="Google Sans Text" w:hAnsi="Google Sans Text" w:cs="Google Sans Text"/>
                 <w:color w:val="1F1F1F"/>
               </w:rPr>
-              <w:t>estado_obra</w:t>
+              <w:t>${estado_obra}</w:t>
             </w:r>
             <w:proofErr w:type="spellEnd"/>
             <w:r>
@@ -1060,7 +1060,7 @@
           <w:bCs/>
           <w:color w:val="1F1F1F"/>
         </w:rPr>
-        <w:t>${Empresa}</w:t>
+        <w:t>##TEMP_${empresa_nome}##</w:t>
       </w:r>
       <w:r>
         <w:rPr>
@@ -1157,7 +1157,7 @@
           <w:iCs/>
           <w:color w:val="1F1F1F"/>
         </w:rPr>
-        <w:t>${finalidade}</w:t>
+        <w:t>##TEMP_${finalidade_obra}##</w:t>
       </w:r>
     </w:p>
     <w:p>
@@ -1276,7 +1276,7 @@
           <w:sz w:val="24"/>
           <w:szCs w:val="24"/>
         </w:rPr>
-        <w:t>cidade_obra</w:t>
+        <w:t>${cidade_obra}</w:t>
       </w:r>
       <w:proofErr w:type="spellEnd"/>
       <w:r>
@@ -1298,7 +1298,7 @@
           <w:sz w:val="24"/>
           <w:szCs w:val="24"/>
         </w:rPr>
-        <w:t>estado_obra</w:t>
+        <w:t>${estado_obra}</w:t>
       </w:r>
       <w:proofErr w:type="spellEnd"/>
       <w:proofErr w:type="gramStart"/>
@@ -1744,7 +1744,7 @@
                 <w:sz w:val="24"/>
                 <w:szCs w:val="24"/>
               </w:rPr>
-              <w:t>cidade_obra</w:t>
+              <w:t>${cidade_obra}</w:t>
             </w:r>
             <w:proofErr w:type="spellEnd"/>
             <w:r>
@@ -1762,7 +1762,7 @@
                 <w:sz w:val="24"/>
                 <w:szCs w:val="24"/>
               </w:rPr>
-              <w:t>estado_obra</w:t>
+              <w:t>${estado_obra}</w:t>
             </w:r>
             <w:proofErr w:type="spellEnd"/>
             <w:r>
@@ -3696,7 +3696,7 @@
           <w:bCs/>
           <w:color w:val="1F1F1F"/>
         </w:rPr>
-        <w:t>ValorProposta</w:t>
+        <w:t>${valor_total}</w:t>
       </w:r>
       <w:proofErr w:type="spellEnd"/>
       <w:r>
@@ -3732,7 +3732,7 @@
           <w:bCs/>
           <w:color w:val="1F1F1F"/>
         </w:rPr>
-        <w:t>ValorExtenso</w:t>
+        <w:t>${valor_extenso}</w:t>
       </w:r>
       <w:proofErr w:type="spellEnd"/>
       <w:r>
@@ -3914,7 +3914,7 @@
                 <w:bCs/>
                 <w:color w:val="1F1F1F"/>
               </w:rPr>
-              <w:t>mobilizacao_valor</w:t>
+              <w:t>${valor_entrada}</w:t>
             </w:r>
             <w:proofErr w:type="spellEnd"/>
             <w:r>
@@ -4028,7 +4028,7 @@
                 <w:bCs/>
                 <w:color w:val="1F1F1F"/>
               </w:rPr>
-              <w:t>restante_valor</w:t>
+              <w:t>${valor_restante}</w:t>
             </w:r>
             <w:proofErr w:type="spellEnd"/>
             <w:r>
@@ -4249,7 +4249,7 @@
                 <w:rFonts w:ascii="Google Sans Text" w:eastAsia="Google Sans Text" w:hAnsi="Google Sans Text" w:cs="Google Sans Text"/>
                 <w:color w:val="1F1F1F"/>
               </w:rPr>
-              <w:t xml:space="preserve">${Empresa} | </w:t>
+              <w:t xml:space="preserve">##TEMP_${empresa_nome}## | </w:t>
             </w:r>
             <w:r>
               <w:rPr>
@@ -4258,14 +4258,14 @@
                 <w:bCs/>
                 <w:color w:val="1F1F1F"/>
               </w:rPr>
-              <w:t>CNPJ:</w:t>
+              <w:t>${empresa_cnpj}:</w:t>
             </w:r>
             <w:r>
               <w:rPr>
                 <w:rFonts w:ascii="Google Sans Text" w:eastAsia="Google Sans Text" w:hAnsi="Google Sans Text" w:cs="Google Sans Text"/>
                 <w:color w:val="1F1F1F"/>
               </w:rPr>
-              <w:t xml:space="preserve">  ${CNPJ}</w:t>
+              <w:t xml:space="preserve">  ##TEMP_${empresa_cnpj}##</w:t>
             </w:r>
           </w:p>
         </w:tc>
@@ -4283,7 +4283,7 @@
                 <w:bCs/>
                 <w:color w:val="1F1F1F"/>
               </w:rPr>
-              <w:t>PIX:</w:t>
+              <w:t>${chave_pix}:</w:t>
             </w:r>
             <w:r>
               <w:rPr>
@@ -4315,7 +4315,7 @@
                 <w:rFonts w:ascii="Google Sans Text" w:eastAsia="Google Sans Text" w:hAnsi="Google Sans Text" w:cs="Google Sans Text"/>
                 <w:color w:val="1F1F1F"/>
               </w:rPr>
-              <w:t>${PIX}</w:t>
+              <w:t>##TEMP_${chave_pix}##</w:t>
             </w:r>
           </w:p>
         </w:tc>
@@ -4417,7 +4417,7 @@
           <w:bCs/>
           <w:color w:val="1F1F1F"/>
         </w:rPr>
-        <w:t>${Empresa}</w:t>
+        <w:t>##TEMP_${empresa_nome}##</w:t>
       </w:r>
       <w:r>
         <w:rPr>
@@ -4632,14 +4632,14 @@
         <w:rPr>
           <w:rFonts w:ascii="Google Sans Text" w:eastAsia="Google Sans Text" w:hAnsi="Google Sans Text" w:cs="Google Sans Text"/>
         </w:rPr>
-        <w:t>${Empresa} - ${</w:t>
+        <w:t>##TEMP_${empresa_nome}## - ${</w:t>
       </w:r>
       <w:proofErr w:type="spellStart"/>
       <w:r>
         <w:rPr>
           <w:rFonts w:ascii="Google Sans Text" w:eastAsia="Google Sans Text" w:hAnsi="Google Sans Text" w:cs="Google Sans Text"/>
         </w:rPr>
-        <w:t>whatsapp</w:t>
+        <w:t>${whatsapp_cliente}</w:t>
       </w:r>
       <w:proofErr w:type="spellEnd"/>
       <w:r>
